--- a/policies/build/preview/HCO.COP.8_v2_preview.docx
+++ b/policies/build/preview/HCO.COP.8_v2_preview.docx
@@ -406,7 +406,7 @@
                 <w:sz w:val="18"/>
                 <w:szCs w:val="18"/>
               </w:rPr>
-              <w:t xml:space="preserve">«Patient Rights Officer»  Name «________»</w:t>
+              <w:t xml:space="preserve">«Transfusion / Blood Bank In-Charge»  Name «________»</w:t>
             </w:r>
           </w:p>
         </w:tc>
@@ -863,7 +863,7 @@
           <w:sz w:val="22"/>
           <w:szCs w:val="22"/>
         </w:rPr>
-        <w:t xml:space="preserve">5. Do not skip: Blood / blood components are available for use in emergency and routine situations within a dened time-frame.</w:t>
+        <w:t xml:space="preserve">5. Do not skip: Blood / blood components are available for use in emergency and routine situations within a defined time-fr...</w:t>
       </w:r>
     </w:p>
     <w:p>
@@ -875,7 +875,7 @@
           <w:sz w:val="22"/>
           <w:szCs w:val="22"/>
         </w:rPr>
-        <w:t xml:space="preserve">6. Do not skip: The organisation shall ensure that post-transfusion form is collected, reactions if any identied and are a...</w:t>
+        <w:t xml:space="preserve">6. Do not skip: The organisation shall ensure that post-transfusion form is collected, reactions if any identified and are ...</w:t>
       </w:r>
     </w:p>
     <w:p>
@@ -1085,7 +1085,7 @@
           <w:sz w:val="22"/>
           <w:szCs w:val="22"/>
         </w:rPr>
-        <w:t xml:space="preserve">Blood / blood components are available for use in emergency and routine situations within a dened time-frame.</w:t>
+        <w:t xml:space="preserve">Blood / blood components are available for use in emergency and routine situations within a defined time-frame.</w:t>
       </w:r>
     </w:p>
     <w:p>
@@ -1118,7 +1118,7 @@
           <w:sz w:val="22"/>
           <w:szCs w:val="22"/>
         </w:rPr>
-        <w:t xml:space="preserve">The organisation shall ensure that post-transfusion form is collected, reactions if any identied and are analysed for preventive and corrective actions.</w:t>
+        <w:t xml:space="preserve">The organisation shall ensure that post-transfusion form is collected, reactions if any identified and are analysed for preventive and corrective actions.</w:t>
       </w:r>
     </w:p>
     <w:p>
@@ -2351,7 +2351,7 @@
           <w:sz w:val="22"/>
           <w:szCs w:val="22"/>
         </w:rPr>
-        <w:t xml:space="preserve">Medical Superintendent; Transfusion / Blood Bank In-Charge; Quality Coordinator; department clinical staff covered by COP.8.</w:t>
+        <w:t xml:space="preserve">Medical Superintendent; Transfusion / Blood Bank In-Charge; Quality Coordinator; department clinical staff covered by COP.8</w:t>
       </w:r>
     </w:p>
     <w:p>
@@ -2916,7 +2916,7 @@
                 <w:sz w:val="18"/>
                 <w:szCs w:val="18"/>
               </w:rPr>
-              <w:t xml:space="preserve">Blood / blood components are available for use in emergency and routine situations within a dened time-frame.</w:t>
+              <w:t xml:space="preserve">Blood / blood components are available for use in emergency and routine situations within a defined time-frame.</w:t>
             </w:r>
           </w:p>
         </w:tc>
@@ -3006,7 +3006,7 @@
                 <w:sz w:val="18"/>
                 <w:szCs w:val="18"/>
               </w:rPr>
-              <w:t xml:space="preserve">The organisation shall ensure that post-transfusion form is collected, reactions if any identied and are analysed for preventive and corrective actions.</w:t>
+              <w:t xml:space="preserve">The organisation shall ensure that post-transfusion form is collected, reactions if any identified and are analysed for preventive and corrective actions.</w:t>
             </w:r>
           </w:p>
         </w:tc>
@@ -3449,7 +3449,7 @@
         <w:spacing w:after="100" w:before="220"/>
       </w:pPr>
       <w:r>
-        <w:t xml:space="preserve">COP.8.e — Blood / blood components are available for use in emergency and routine situations within a dened time-frame.</w:t>
+        <w:t xml:space="preserve">COP.8.e — Blood / blood components are available for use in emergency and routine situations within a defined time-frame.</w:t>
       </w:r>
     </w:p>
     <w:p>
@@ -3526,7 +3526,7 @@
         <w:spacing w:after="100" w:before="220"/>
       </w:pPr>
       <w:r>
-        <w:t xml:space="preserve">COP.8.f — The organisation shall ensure that post-transfusion form is collected, reactions if any identied and are analysed for preventive and corrective actions.</w:t>
+        <w:t xml:space="preserve">COP.8.f — The organisation shall ensure that post-transfusion form is collected, reactions if any identified and are analysed for preventive and corrective actions.</w:t>
       </w:r>
     </w:p>
     <w:p>
